--- a/sample_data/06_资质数据库参考材料/06_技术方案包/技术_施工组织设计模板.docx
+++ b/sample_data/06_资质数据库参考材料/06_技术方案包/技术_施工组织设计模板.docx
@@ -26,7 +26,7 @@
     </w:p>
     <w:p>
       <w:r>
-        <w:t>有效期起：2025-07-21</w:t>
+        <w:t>有效期起：2025-09-12</w:t>
       </w:r>
     </w:p>
     <w:p>
